--- a/courts/dc-circuit/district-of-columbia/state/court-of-appeals/answering-brief/usage/OUTPUT-answering-brief.docx
+++ b/courts/dc-circuit/district-of-columbia/state/court-of-appeals/answering-brief/usage/OUTPUT-answering-brief.docx
@@ -8251,7 +8251,7 @@
         <w:t xml:space="preserve"> </w:t>
       </w:r>
       <w:r>
-        <w:t xml:space="preserve">https://bit.ly/3gtaoBD</w:t>
+        <w:t xml:space="preserve">https://​bit.​ly/​3gtaoBD</w:t>
       </w:r>
       <w:r>
         <w:t xml:space="preserve">   </w:t>
@@ -8383,7 +8383,7 @@
         <w:t xml:space="preserve"> </w:t>
       </w:r>
       <w:r>
-        <w:t xml:space="preserve">https://bit.ly/3AcIKPS</w:t>
+        <w:t xml:space="preserve">https://​bit.​ly/​3AcIKPS</w:t>
       </w:r>
       <w:r>
         <w:t xml:space="preserve">   </w:t>
@@ -8483,7 +8483,7 @@
         <w:t xml:space="preserve"> </w:t>
       </w:r>
       <w:r>
-        <w:t xml:space="preserve">https://bit.ly/3gtIeGI</w:t>
+        <w:t xml:space="preserve">https://​bit.​ly/​3gtIeGI</w:t>
       </w:r>
       <w:r>
         <w:t xml:space="preserve">   </w:t>
@@ -8605,7 +8605,7 @@
         <w:t xml:space="preserve"> </w:t>
       </w:r>
       <w:r>
-        <w:t xml:space="preserve">https://bit.ly/3zCBtsl</w:t>
+        <w:t xml:space="preserve">https://​bit.​ly/​3zCBtsl</w:t>
       </w:r>
       <w:r>
         <w:t xml:space="preserve">   </w:t>
@@ -8781,7 +8781,7 @@
         <w:t xml:space="preserve"> </w:t>
       </w:r>
       <w:r>
-        <w:t xml:space="preserve">https://bit.ly/3Frnc5y</w:t>
+        <w:t xml:space="preserve">https://​bit.​ly/​3Frnc5y</w:t>
       </w:r>
       <w:r>
         <w:t xml:space="preserve">   </w:t>
@@ -8923,7 +8923,7 @@
         <w:t xml:space="preserve"> </w:t>
       </w:r>
       <w:r>
-        <w:t xml:space="preserve">https://bit.ly/3WjNxb8</w:t>
+        <w:t xml:space="preserve">https://​bit.​ly/​3WjNxb8</w:t>
       </w:r>
       <w:r>
         <w:t xml:space="preserve">   </w:t>
@@ -9023,7 +9023,7 @@
         <w:t xml:space="preserve"> </w:t>
       </w:r>
       <w:r>
-        <w:t xml:space="preserve">https://bit.ly/3huRivv</w:t>
+        <w:t xml:space="preserve">https://​bit.​ly/​3huRivv</w:t>
       </w:r>
       <w:r>
         <w:t xml:space="preserve">   </w:t>
@@ -9095,7 +9095,7 @@
         <w:t xml:space="preserve"> </w:t>
       </w:r>
       <w:r>
-        <w:t xml:space="preserve">https://bit.ly/3DEyaU1</w:t>
+        <w:t xml:space="preserve">https://​bit.​ly/​3DEyaU1</w:t>
       </w:r>
       <w:r>
         <w:t xml:space="preserve">   </w:t>
@@ -9744,7 +9744,7 @@
         <w:t xml:space="preserve"> </w:t>
       </w:r>
       <w:r>
-        <w:t xml:space="preserve">- Proposed Agreement of Purchase and Sale with Crane Rental Company, Inc., a Delaware Corporation, https://bit.ly/3AcIKPS (purchase deemed approved on June 6, 2016). The Department of General Services (“DGS”) oversees the project’s construction.</w:t>
+        <w:t xml:space="preserve">- Proposed Agreement of Purchase and Sale with Crane Rental Company, Inc., a Delaware Corporation, https://​bit.​ly/​3AcIKPS (purchase deemed approved on June 6, 2016). The Department of General Services (“DGS”) oversees the project’s construction.</w:t>
       </w:r>
       <w:r>
         <w:t xml:space="preserve"> </w:t>
@@ -9794,7 +9794,7 @@
         <w:t xml:space="preserve"> </w:t>
       </w:r>
       <w:r>
-        <w:t xml:space="preserve">(May 2019), https://bit.ly/3DEyaU1;</w:t>
+        <w:t xml:space="preserve">(May 2019), https://​bit.​ly/​3DEyaU1;</w:t>
       </w:r>
       <w:r>
         <w:t xml:space="preserve"> </w:t>
@@ -9840,7 +9840,7 @@
         <w:t xml:space="preserve"> </w:t>
       </w:r>
       <w:r>
-        <w:t xml:space="preserve">OSSE DOT Bus Terminal (July 29, 2019), https://bit.ly/3Frnc5y. The analysis assessed current and estimated future levels of carbon monoxide (CO) in the area against the National Ambient Air Quality Standards (“NAAQS”) established by the U.S. Environmental Protection Agency (“EPA”).</w:t>
+        <w:t xml:space="preserve">OSSE DOT Bus Terminal (July 29, 2019), https://​bit.​ly/​3Frnc5y. The analysis assessed current and estimated future levels of carbon monoxide (CO) in the area against the National Ambient Air Quality Standards (“NAAQS”) established by the U.S. Environmental Protection Agency (“EPA”).</w:t>
       </w:r>
       <w:r>
         <w:t xml:space="preserve"> </w:t>
@@ -10034,7 +10034,7 @@
         <w:t xml:space="preserve"> </w:t>
       </w:r>
       <w:r>
-        <w:t xml:space="preserve">Kenyan R. McDuffie to Chairman Phil Mendelson (Aug. 2, 2021), https://bit.ly/3gtIeGI (introducing amendment); B24</w:t>
+        <w:t xml:space="preserve">Kenyan R. McDuffie to Chairman Phil Mendelson (Aug. 2, 2021), https://​bit.​ly/​3gtIeGI (introducing amendment); B24</w:t>
       </w:r>
       <w:r>
         <w:noBreakHyphen/>
@@ -10046,7 +10046,7 @@
         <w:t xml:space="preserve"> </w:t>
       </w:r>
       <w:r>
-        <w:t xml:space="preserve">Fiscal Year 2022 Local Budget Act of 2021, https://bit.ly/3gtaoBD (noting rejection of amendment on August 3, 2021). Demolition of the site’s existing structures began in the fall of 2021.</w:t>
+        <w:t xml:space="preserve">Fiscal Year 2022 Local Budget Act of 2021, https://​bit.​ly/​3gtaoBD (noting rejection of amendment on August 3, 2021). Demolition of the site’s existing structures began in the fall of 2021.</w:t>
       </w:r>
     </w:p>
     <w:p>
@@ -10204,13 +10204,72 @@
         <w:pStyle w:val="BodyText"/>
       </w:pPr>
       <w:r>
-        <w:t xml:space="preserve">First, the complaint contends that the placement of the terminal violates the D.C. Human Rights Act (DCHRA), D.C. Code § 2</w:t>
+        <w:t xml:space="preserve">First, the complaint contends that the placement of the terminal violates the D.C. Human Rights Act (DCHRA), D.C. Code § 2-⁠1401.01</w:t>
+      </w:r>
+      <w:r>
+        <w:t xml:space="preserve"> </w:t>
+      </w:r>
+      <w:r>
+        <w:rPr>
+          <w:i/>
+          <w:iCs/>
+        </w:rPr>
+        <w:t xml:space="preserve">et seq.</w:t>
+      </w:r>
+      <w:r>
+        <w:t xml:space="preserve">, because it discriminates based on protected characteristics, including “race, color, age, place of residence and source of income.” JA 27. The complaint does not specify what provision of the DCHRA—which prohibits discrimination in, among other contexts, employment, housing, and public accommodations—was allegedly violated. And although the complaint contains no specific allegations of discriminatory animus, it appears to contend that the location of the bus terminal will have a disparate impact based on the racial composition and socioeconomic background of the neighborhood.</w:t>
+      </w:r>
+      <w:r>
+        <w:t xml:space="preserve"> </w:t>
+      </w:r>
+      <w:r>
+        <w:rPr>
+          <w:i/>
+          <w:iCs/>
+        </w:rPr>
+        <w:t xml:space="preserve">See</w:t>
+      </w:r>
+      <w:r>
+        <w:t xml:space="preserve"> </w:t>
+      </w:r>
+      <w:r>
+        <w:t xml:space="preserve">JA 28</w:t>
       </w:r>
       <w:r>
         <w:noBreakHyphen/>
       </w:r>
       <w:r>
-        <w:t xml:space="preserve">1401.01</w:t>
+        <w:t xml:space="preserve">31. Several paragraphs of Count I of the complaint also reference the D.C. Administrative Procedure Act and the Equal Protection Clause of the Fourteenth Amendment, but the complaint does not actually contend that either provision was violated.</w:t>
+      </w:r>
+      <w:r>
+        <w:t xml:space="preserve"> </w:t>
+      </w:r>
+      <w:r>
+        <w:rPr>
+          <w:i/>
+          <w:iCs/>
+        </w:rPr>
+        <w:t xml:space="preserve">See</w:t>
+      </w:r>
+      <w:r>
+        <w:t xml:space="preserve"> </w:t>
+      </w:r>
+      <w:r>
+        <w:t xml:space="preserve">JA 28</w:t>
+      </w:r>
+      <w:r>
+        <w:noBreakHyphen/>
+      </w:r>
+      <w:r>
+        <w:t xml:space="preserve">30.</w:t>
+      </w:r>
+    </w:p>
+    <w:p>
+      <w:pPr>
+        <w:pStyle w:val="BodyText"/>
+      </w:pPr>
+      <w:r>
+        <w:t xml:space="preserve">Second, the complaint alleges that the construction of the terminal violates the D.C. Environmental Policy Act of 1989 (“DCEPA”), D.C. Code § 8-⁠109.01</w:t>
       </w:r>
       <w:r>
         <w:t xml:space="preserve"> </w:t>
@@ -10223,147 +10282,52 @@
         <w:t xml:space="preserve">et seq.</w:t>
       </w:r>
       <w:r>
-        <w:t xml:space="preserve">, because it discriminates based on protected characteristics, including “race, color, age, place of residence and source of income.” JA 27. The complaint does not specify what provision of the DCHRA—which prohibits discrimination in, among other contexts, employment, housing, and public accommodations—was allegedly violated. And although the complaint contains no specific allegations of discriminatory animus, it appears to contend that the location of the bus terminal will have a disparate impact based on the racial composition and socioeconomic background of the neighborhood.</w:t>
-      </w:r>
-      <w:r>
-        <w:t xml:space="preserve"> </w:t>
-      </w:r>
-      <w:r>
-        <w:rPr>
-          <w:i/>
-          <w:iCs/>
-        </w:rPr>
-        <w:t xml:space="preserve">See</w:t>
-      </w:r>
-      <w:r>
-        <w:t xml:space="preserve"> </w:t>
-      </w:r>
-      <w:r>
-        <w:t xml:space="preserve">JA 28</w:t>
+        <w:t xml:space="preserve">, because it was undertaken without completion of an EIS. JA 31</w:t>
       </w:r>
       <w:r>
         <w:noBreakHyphen/>
       </w:r>
       <w:r>
-        <w:t xml:space="preserve">31. Several paragraphs of Count I of the complaint also reference the D.C. Administrative Procedure Act and the Equal Protection Clause of the Fourteenth Amendment, but the complaint does not actually contend that either provision was violated.</w:t>
-      </w:r>
-      <w:r>
-        <w:t xml:space="preserve"> </w:t>
-      </w:r>
-      <w:r>
-        <w:rPr>
-          <w:i/>
-          <w:iCs/>
-        </w:rPr>
-        <w:t xml:space="preserve">See</w:t>
-      </w:r>
-      <w:r>
-        <w:t xml:space="preserve"> </w:t>
-      </w:r>
-      <w:r>
-        <w:t xml:space="preserve">JA 28</w:t>
+        <w:t xml:space="preserve">33. An EIS was required, according to the complaint, because the terminal qualified as a “major action that is likely to have a substantial negative impact on the environment.” JA 31 (citing D.C. Code § 8-⁠109.03(a)).</w:t>
+      </w:r>
+      <w:r>
+        <w:t xml:space="preserve"> </w:t>
+      </w:r>
+      <w:r>
+        <w:t xml:space="preserve">Although the complaint asserts that appellants “have offered ample evidence that this Project will have a significant impact on the environment,” JA 32, the complaint does not specify what environmental impact the terminal is expected to have.</w:t>
+      </w:r>
+    </w:p>
+    <w:p>
+      <w:pPr>
+        <w:pStyle w:val="BodyText"/>
+      </w:pPr>
+      <w:r>
+        <w:t xml:space="preserve">Third, the complaint alleges that the District violated D.C. Code § 1-⁠309.10,</w:t>
+      </w:r>
+      <w:r>
+        <w:t xml:space="preserve"> </w:t>
+      </w:r>
+      <w:r>
+        <w:t xml:space="preserve">part of the Advisory Neighborhood Commissions Act of 1975 (“ANC Act”), D.C. Code § 1-⁠309.01</w:t>
+      </w:r>
+      <w:r>
+        <w:t xml:space="preserve"> </w:t>
+      </w:r>
+      <w:r>
+        <w:rPr>
+          <w:i/>
+          <w:iCs/>
+        </w:rPr>
+        <w:t xml:space="preserve">et seq.</w:t>
+      </w:r>
+      <w:r>
+        <w:t xml:space="preserve">, by failing to provide adequate written notice of the project to the local ANC. JA 33</w:t>
       </w:r>
       <w:r>
         <w:noBreakHyphen/>
       </w:r>
       <w:r>
-        <w:t xml:space="preserve">30.</w:t>
-      </w:r>
-    </w:p>
-    <w:p>
-      <w:pPr>
-        <w:pStyle w:val="BodyText"/>
-      </w:pPr>
-      <w:r>
-        <w:t xml:space="preserve">Second, the complaint alleges that the construction of the terminal violates the D.C. Environmental Policy Act of 1989 (“DCEPA”), D.C. Code § 8</w:t>
-      </w:r>
-      <w:r>
-        <w:noBreakHyphen/>
-      </w:r>
-      <w:r>
-        <w:t xml:space="preserve">109.01</w:t>
-      </w:r>
-      <w:r>
-        <w:t xml:space="preserve"> </w:t>
-      </w:r>
-      <w:r>
-        <w:rPr>
-          <w:i/>
-          <w:iCs/>
-        </w:rPr>
-        <w:t xml:space="preserve">et seq.</w:t>
-      </w:r>
-      <w:r>
-        <w:t xml:space="preserve">, because it was undertaken without completion of an EIS. JA 31</w:t>
-      </w:r>
-      <w:r>
-        <w:noBreakHyphen/>
-      </w:r>
-      <w:r>
-        <w:t xml:space="preserve">33. An EIS was required, according to the complaint, because the terminal qualified as a “major action that is likely to have a substantial negative impact on the environment.” JA 31 (citing D.C. Code § 8</w:t>
-      </w:r>
-      <w:r>
-        <w:noBreakHyphen/>
-      </w:r>
-      <w:r>
-        <w:t xml:space="preserve">109.03(a)).</w:t>
-      </w:r>
-      <w:r>
-        <w:t xml:space="preserve"> </w:t>
-      </w:r>
-      <w:r>
-        <w:t xml:space="preserve">Although the complaint asserts that appellants “have offered ample evidence that this Project will have a significant impact on the environment,” JA 32, the complaint does not specify what environmental impact the terminal is expected to have.</w:t>
-      </w:r>
-    </w:p>
-    <w:p>
-      <w:pPr>
-        <w:pStyle w:val="BodyText"/>
-      </w:pPr>
-      <w:r>
-        <w:t xml:space="preserve">Third, the complaint alleges that the District violated D.C. Code § 1</w:t>
-      </w:r>
-      <w:r>
-        <w:noBreakHyphen/>
-      </w:r>
-      <w:r>
-        <w:t xml:space="preserve">309.10,</w:t>
-      </w:r>
-      <w:r>
-        <w:t xml:space="preserve"> </w:t>
-      </w:r>
-      <w:r>
-        <w:t xml:space="preserve">part of the Advisory Neighborhood Commissions Act of 1975 (“ANC Act”), D.C. Code § 1</w:t>
-      </w:r>
-      <w:r>
-        <w:noBreakHyphen/>
-      </w:r>
-      <w:r>
-        <w:t xml:space="preserve">309.01</w:t>
-      </w:r>
-      <w:r>
-        <w:t xml:space="preserve"> </w:t>
-      </w:r>
-      <w:r>
-        <w:rPr>
-          <w:i/>
-          <w:iCs/>
-        </w:rPr>
-        <w:t xml:space="preserve">et seq.</w:t>
-      </w:r>
-      <w:r>
-        <w:t xml:space="preserve">, by failing to provide adequate written notice of the project to the local ANC. JA 33</w:t>
-      </w:r>
-      <w:r>
-        <w:noBreakHyphen/>
-      </w:r>
-      <w:r>
-        <w:t xml:space="preserve">35. It also alleges that the District violated the open meetings provision of the Home Rule Act, D.C. Code § 1</w:t>
-      </w:r>
-      <w:r>
-        <w:noBreakHyphen/>
-      </w:r>
-      <w:r>
-        <w:t xml:space="preserve">207.42,</w:t>
+        <w:t xml:space="preserve">35. It also alleges that the District violated the open meetings provision of the Home Rule Act, D.C. Code § 1-⁠207.42,</w:t>
       </w:r>
       <w:r>
         <w:t xml:space="preserve"> </w:t>
@@ -11017,7 +10981,7 @@
         <w:t xml:space="preserve"> </w:t>
       </w:r>
       <w:r>
-        <w:t xml:space="preserve">2021 Performance Oversight Questions 285 (Feb. 18, 2021), https://bit.ly/3huRivv. In October 2022, the District received $7.6 million in rebates from the EPA to acquire 25 electric school buses.</w:t>
+        <w:t xml:space="preserve">2021 Performance Oversight Questions 285 (Feb. 18, 2021), https://​bit.​ly/​3huRivv. In October 2022, the District received $7.6 million in rebates from the EPA to acquire 25 electric school buses.</w:t>
       </w:r>
       <w:r>
         <w:t xml:space="preserve"> </w:t>
@@ -11039,7 +11003,7 @@
         <w:t xml:space="preserve"> </w:t>
       </w:r>
       <w:r>
-        <w:t xml:space="preserve">Administration Announces Nearly $1 Billion from EPA’s Clean School Bus Program for 389 School Districts (Oct. 26, 2022), https://bit.ly/3WjNxb8.</w:t>
+        <w:t xml:space="preserve">Administration Announces Nearly $1 Billion from EPA’s Clean School Bus Program for 389 School Districts (Oct. 26, 2022), https://​bit.​ly/​3WjNxb8.</w:t>
       </w:r>
     </w:p>
     <w:p>
@@ -11053,7 +11017,7 @@
         <w:t xml:space="preserve"> </w:t>
       </w:r>
       <w:r>
-        <w:t xml:space="preserve">(Sept. 16, 2022), https://bit.ly/3zCBtsl. That analysis, like the analysis completed in 2019, found that the project would have no significant impact on CO concentrations in the area, which would remain well below the NAAQS.</w:t>
+        <w:t xml:space="preserve">(Sept. 16, 2022), https://​bit.​ly/​3zCBtsl. That analysis, like the analysis completed in 2019, found that the project would have no significant impact on CO concentrations in the area, which would remain well below the NAAQS.</w:t>
       </w:r>
       <w:r>
         <w:t xml:space="preserve"> </w:t>
@@ -11497,13 +11461,7 @@
         <w:pStyle w:val="BodyText"/>
       </w:pPr>
       <w:r>
-        <w:t xml:space="preserve">2. Even if appellants had standing, they failed to state a claim upon which relief could be granted. Appellants’ primary contention is that the decision to grant a construction permit for the project violated the DCEPA because the District did not first complete an EIS. But an EIS is required only if a project qualifies as a “major action that is likely to have substantial negative impact on the environment.” D.C. Code § 8</w:t>
-      </w:r>
-      <w:r>
-        <w:noBreakHyphen/>
-      </w:r>
-      <w:r>
-        <w:t xml:space="preserve">109.03(a).</w:t>
+        <w:t xml:space="preserve">2. Even if appellants had standing, they failed to state a claim upon which relief could be granted. Appellants’ primary contention is that the decision to grant a construction permit for the project violated the DCEPA because the District did not first complete an EIS. But an EIS is required only if a project qualifies as a “major action that is likely to have substantial negative impact on the environment.” D.C. Code § 8-⁠109.03(a).</w:t>
       </w:r>
       <w:r>
         <w:t xml:space="preserve"> </w:t>
@@ -11517,37 +11475,19 @@
         <w:pStyle w:val="BodyText"/>
       </w:pPr>
       <w:r>
-        <w:t xml:space="preserve">Appellants’ remaining claims are similarly without merit. The complaint does not state a claim under the DCHRA because the proposed bus terminal is not a restriction on access to a government service subject to D.C. Code § 2</w:t>
-      </w:r>
-      <w:r>
-        <w:noBreakHyphen/>
-      </w:r>
-      <w:r>
-        <w:t xml:space="preserve">1402.73.</w:t>
-      </w:r>
-      <w:r>
-        <w:t xml:space="preserve"> </w:t>
-      </w:r>
-      <w:r>
-        <w:t xml:space="preserve">Moreover, the terminal will replace an existing terminal in the same neighborhood, so it cannot have a disparate impact based on the neighborhood’s demographic composition. Appellants have not alleged a violation of the ANC notice requirements in D.C. Code § 1</w:t>
-      </w:r>
-      <w:r>
-        <w:noBreakHyphen/>
-      </w:r>
-      <w:r>
-        <w:t xml:space="preserve">309.10</w:t>
-      </w:r>
-      <w:r>
-        <w:t xml:space="preserve"> </w:t>
-      </w:r>
-      <w:r>
-        <w:t xml:space="preserve">because the ANC was indisputably notified of the project and there is no allegation that any additional notice would have changed the outcome of any decision related to the project. There was no violation of the open meeting requirement in D.C. Code § 1</w:t>
-      </w:r>
-      <w:r>
-        <w:noBreakHyphen/>
-      </w:r>
-      <w:r>
-        <w:t xml:space="preserve">207.42</w:t>
+        <w:t xml:space="preserve">Appellants’ remaining claims are similarly without merit. The complaint does not state a claim under the DCHRA because the proposed bus terminal is not a restriction on access to a government service subject to D.C. Code § 2-⁠1402.73.</w:t>
+      </w:r>
+      <w:r>
+        <w:t xml:space="preserve"> </w:t>
+      </w:r>
+      <w:r>
+        <w:t xml:space="preserve">Moreover, the terminal will replace an existing terminal in the same neighborhood, so it cannot have a disparate impact based on the neighborhood’s demographic composition. Appellants have not alleged a violation of the ANC notice requirements in D.C. Code § 1-⁠309.10</w:t>
+      </w:r>
+      <w:r>
+        <w:t xml:space="preserve"> </w:t>
+      </w:r>
+      <w:r>
+        <w:t xml:space="preserve">because the ANC was indisputably notified of the project and there is no allegation that any additional notice would have changed the outcome of any decision related to the project. There was no violation of the open meeting requirement in D.C. Code § 1-⁠207.42</w:t>
       </w:r>
       <w:r>
         <w:t xml:space="preserve"> </w:t>
@@ -12972,13 +12912,7 @@
         <w:pStyle w:val="BodyText"/>
       </w:pPr>
       <w:r>
-        <w:t xml:space="preserve">The Court then turned to whether the organization itself could establish standing on its own behalf based on a procedural injury. The Court explained that, assuming an EIS was legally required, the organization was deprived of the opportunity afforded by D.C. Code § 8</w:t>
-      </w:r>
-      <w:r>
-        <w:noBreakHyphen/>
-      </w:r>
-      <w:r>
-        <w:t xml:space="preserve">109.03(b)</w:t>
+        <w:t xml:space="preserve">The Court then turned to whether the organization itself could establish standing on its own behalf based on a procedural injury. The Court explained that, assuming an EIS was legally required, the organization was deprived of the opportunity afforded by D.C. Code § 8-⁠109.03(b)</w:t>
       </w:r>
       <w:r>
         <w:t xml:space="preserve"> </w:t>
@@ -14061,13 +13995,7 @@
         <w:noBreakHyphen/>
       </w:r>
       <w:r>
-        <w:t xml:space="preserve">28. However, the DCEPA requires preparation of an EIS only for a “major action that is likely to have substantial negative impact on the environment.” D.C. Code § 8</w:t>
-      </w:r>
-      <w:r>
-        <w:noBreakHyphen/>
-      </w:r>
-      <w:r>
-        <w:t xml:space="preserve">109.03(a)</w:t>
+        <w:t xml:space="preserve">28. However, the DCEPA requires preparation of an EIS only for a “major action that is likely to have substantial negative impact on the environment.” D.C. Code § 8-⁠109.03(a)</w:t>
       </w:r>
       <w:r>
         <w:t xml:space="preserve"> </w:t>
@@ -14121,13 +14049,7 @@
         <w:t xml:space="preserve"> </w:t>
       </w:r>
       <w:r>
-        <w:t xml:space="preserve">20 DCMR §§ 7208</w:t>
-      </w:r>
-      <w:r>
-        <w:noBreakHyphen/>
-      </w:r>
-      <w:r>
-        <w:t xml:space="preserve">7209.</w:t>
+        <w:t xml:space="preserve">20 DCMR §§ 7208-⁠7209.</w:t>
       </w:r>
       <w:r>
         <w:t xml:space="preserve"> </w:t>
@@ -14599,64 +14521,212 @@
         <w:t xml:space="preserve"> </w:t>
       </w:r>
       <w:r>
-        <w:t xml:space="preserve">The complaint does not state a claim under the DCHRA. The DCHRA applies to allegations of discrimination in (among other contexts) employment, access to public accommodations, and housing. Although one of its provisions, D.C. Code § 2</w:t>
+        <w:t xml:space="preserve">The complaint does not state a claim under the DCHRA. The DCHRA applies to allegations of discrimination in (among other contexts) employment, access to public accommodations, and housing. Although one of its provisions, D.C. Code § 2-⁠1402.73,</w:t>
+      </w:r>
+      <w:r>
+        <w:t xml:space="preserve"> </w:t>
+      </w:r>
+      <w:r>
+        <w:t xml:space="preserve">prohibits the District government from “limit[ing] or refus[ing] to provide any facility, service, program, or benefit to any individual” based on a protected characteristic, this provision does not create a general cause of action for enjoining government projects that have a disparate impact on particular neighborhoods.</w:t>
+      </w:r>
+      <w:r>
+        <w:t xml:space="preserve"> </w:t>
+      </w:r>
+      <w:r>
+        <w:rPr>
+          <w:i/>
+          <w:iCs/>
+        </w:rPr>
+        <w:t xml:space="preserve">See Kingman Park</w:t>
+      </w:r>
+      <w:r>
+        <w:rPr>
+          <w:i/>
+          <w:iCs/>
+        </w:rPr>
+        <w:t xml:space="preserve"> </w:t>
+      </w:r>
+      <w:r>
+        <w:rPr>
+          <w:i/>
+          <w:iCs/>
+        </w:rPr>
+        <w:t xml:space="preserve">Civic Ass’n</w:t>
+      </w:r>
+      <w:r>
+        <w:t xml:space="preserve">, 27 F. Supp. 3d at 166</w:t>
       </w:r>
       <w:r>
         <w:noBreakHyphen/>
       </w:r>
       <w:r>
-        <w:t xml:space="preserve">1402.73,</w:t>
-      </w:r>
-      <w:r>
-        <w:t xml:space="preserve"> </w:t>
-      </w:r>
-      <w:r>
-        <w:t xml:space="preserve">prohibits the District government from “limit[ing] or refus[ing] to provide any facility, service, program, or benefit to any individual” based on a protected characteristic, this provision does not create a general cause of action for enjoining government projects that have a disparate impact on particular neighborhoods.</w:t>
-      </w:r>
-      <w:r>
-        <w:t xml:space="preserve"> </w:t>
-      </w:r>
-      <w:r>
-        <w:rPr>
-          <w:i/>
-          <w:iCs/>
-        </w:rPr>
-        <w:t xml:space="preserve">See Kingman Park</w:t>
-      </w:r>
-      <w:r>
-        <w:rPr>
-          <w:i/>
-          <w:iCs/>
-        </w:rPr>
-        <w:t xml:space="preserve"> </w:t>
-      </w:r>
-      <w:r>
-        <w:rPr>
-          <w:i/>
-          <w:iCs/>
-        </w:rPr>
-        <w:t xml:space="preserve">Civic Ass’n</w:t>
-      </w:r>
-      <w:r>
-        <w:t xml:space="preserve">, 27 F. Supp. 3d at 166</w:t>
+        <w:t xml:space="preserve">67 (explaining that the statute prohibits selectively denying benefits to certain persons based on place of residence while providing those benefits to others). Approving a building permit for a school bus terminal is not a “limit[ation] or refus[al]” subject to D.C. Code § 2-⁠1402.73.</w:t>
+      </w:r>
+      <w:r>
+        <w:t xml:space="preserve"> </w:t>
+      </w:r>
+      <w:r>
+        <w:t xml:space="preserve">Indeed, reading the DCHRA to apply to public construction projects would be untenable because all new buildings will disproportionately affect the surrounding neighborhood, potentially running afoul of the prohibition on discrimination based on place of residence.</w:t>
+      </w:r>
+    </w:p>
+    <w:p>
+      <w:pPr>
+        <w:pStyle w:val="BodyText"/>
+      </w:pPr>
+      <w:r>
+        <w:t xml:space="preserve">Even if there were a cause of action that could be implicated here, the complaint does not plausibly allege a disparate impact based on any protected characteristic. The bus terminal will replace an existing terminal in the same neighborhood less than half a mile away. Because the comparator population (the neighborhood containing the existing terminal) is the same as the allegedly disadvantaged population (the neighborhood containing the new terminal), there can be no disparate impact based on any protected characteristic such as race or place of residence.</w:t>
+      </w:r>
+      <w:r>
+        <w:t xml:space="preserve"> </w:t>
+      </w:r>
+      <w:r>
+        <w:rPr>
+          <w:i/>
+          <w:iCs/>
+        </w:rPr>
+        <w:t xml:space="preserve">Cf. McFarland</w:t>
+      </w:r>
+      <w:r>
+        <w:rPr>
+          <w:i/>
+          <w:iCs/>
+        </w:rPr>
+        <w:t xml:space="preserve"> </w:t>
+      </w:r>
+      <w:r>
+        <w:rPr>
+          <w:i/>
+          <w:iCs/>
+        </w:rPr>
+        <w:t xml:space="preserve">v. George Wash. Univ.</w:t>
+      </w:r>
+      <w:r>
+        <w:t xml:space="preserve">, 935 A.2d 337, 346</w:t>
       </w:r>
       <w:r>
         <w:noBreakHyphen/>
       </w:r>
       <w:r>
-        <w:t xml:space="preserve">67 (explaining that the statute prohibits selectively denying benefits to certain persons based on place of residence while providing those benefits to others). Approving a building permit for a school bus terminal is not a “limit[ation] or refus[al]” subject to D.C. Code § 2</w:t>
+        <w:t xml:space="preserve">47 (D.C. 2007) (rejecting claim of employment discrimination under DCHRA because favored employee was “a member of the same protected class” as plaintiff, and thus plaintiff had not “rais[ed] an inference of purposeful discrimination”).</w:t>
+      </w:r>
+    </w:p>
+    <w:p>
+      <w:pPr>
+        <w:pStyle w:val="BodyTextNote"/>
+      </w:pPr>
+      <w:r>
+        <w:rPr>
+          <w:i/>
+          <w:iCs/>
+        </w:rPr>
+        <w:t xml:space="preserve">ANC Act.</w:t>
+      </w:r>
+      <w:r>
+        <w:t xml:space="preserve"> </w:t>
+      </w:r>
+      <w:r>
+        <w:t xml:space="preserve">The complaint does not state a violation of the ANC Act, which generally requires 30 days’ notice be provided to the local ANC before the District acquires real property or grants a license or permit. D.C. Code § 1-⁠309.10(b)-⁠(c).</w:t>
+      </w:r>
+      <w:r>
+        <w:t xml:space="preserve"> </w:t>
+      </w:r>
+      <w:r>
+        <w:t xml:space="preserve">To sustain a claim based on a failure to provide adequate ANC notice, the complaint must plausibly allege that compliance with the notice requirement likely would have resulted in a different outcome.</w:t>
+      </w:r>
+      <w:r>
+        <w:t xml:space="preserve"> </w:t>
+      </w:r>
+      <w:r>
+        <w:rPr>
+          <w:i/>
+          <w:iCs/>
+        </w:rPr>
+        <w:t xml:space="preserve">See Shiflett</w:t>
+      </w:r>
+      <w:r>
+        <w:rPr>
+          <w:i/>
+          <w:iCs/>
+        </w:rPr>
+        <w:t xml:space="preserve"> </w:t>
+      </w:r>
+      <w:r>
+        <w:rPr>
+          <w:i/>
+          <w:iCs/>
+        </w:rPr>
+        <w:t xml:space="preserve">v. D.C. Bd. of Appeals &amp; Rev.</w:t>
+      </w:r>
+      <w:r>
+        <w:t xml:space="preserve">, 431 A.2d 9, 11 (D.C. 1981) (failure to provide written notice of permit to ANC was harmless where petitioners failed to show that it was likely the permit would not have been issued had there been compliance with the provision). Here, appellants have never disputed that the local ANC has had actual notice of the project since 2016 and was specifically notified of the building permit application in January 2020, JA 210</w:t>
       </w:r>
       <w:r>
         <w:noBreakHyphen/>
       </w:r>
       <w:r>
-        <w:t xml:space="preserve">1402.73.</w:t>
-      </w:r>
-      <w:r>
-        <w:t xml:space="preserve"> </w:t>
-      </w:r>
-      <w:r>
-        <w:t xml:space="preserve">Indeed, reading the DCHRA to apply to public construction projects would be untenable because all new buildings will disproportionately affect the surrounding neighborhood, potentially running afoul of the prohibition on discrimination based on place of residence.</w:t>
+        <w:t xml:space="preserve">12, a year and a half before the permit was issued in June 2021, JA 188</w:t>
+      </w:r>
+      <w:r>
+        <w:noBreakHyphen/>
+      </w:r>
+      <w:r>
+        <w:t xml:space="preserve">92. Indeed, any suggestion that the ANC lacked notice is inconsistent with appellants’ separate contention that the local ANC expressed its opposition to the project (although the draft resolution attached to the complaint indicating the ANC’s opposition is unsigned and undated).</w:t>
+      </w:r>
+      <w:r>
+        <w:t xml:space="preserve"> </w:t>
+      </w:r>
+      <w:r>
+        <w:rPr>
+          <w:i/>
+          <w:iCs/>
+        </w:rPr>
+        <w:t xml:space="preserve">See</w:t>
+      </w:r>
+      <w:r>
+        <w:t xml:space="preserve"> </w:t>
+      </w:r>
+      <w:r>
+        <w:t xml:space="preserve">JA 89</w:t>
+      </w:r>
+      <w:r>
+        <w:noBreakHyphen/>
+      </w:r>
+      <w:r>
+        <w:t xml:space="preserve">90.</w:t>
+      </w:r>
+      <w:r>
+        <w:rPr>
+          <w:rStyle w:val="FootnoteReference"/>
+        </w:rPr>
+        <w:footnoteReference w:id="15"/>
+      </w:r>
+      <w:r>
+        <w:t xml:space="preserve"> </w:t>
+      </w:r>
+      <w:r>
+        <w:t xml:space="preserve">Despite that alleged opposition, the project has proceeded. And after the construction permit was issued, the Council overwhelmingly defeated a proposed amendment that would have delayed the project.</w:t>
+      </w:r>
+      <w:r>
+        <w:t xml:space="preserve"> </w:t>
+      </w:r>
+      <w:r>
+        <w:rPr>
+          <w:i/>
+          <w:iCs/>
+        </w:rPr>
+        <w:t xml:space="preserve">Supra</w:t>
+      </w:r>
+      <w:r>
+        <w:t xml:space="preserve"> </w:t>
+      </w:r>
+      <w:r>
+        <w:t xml:space="preserve">at 7</w:t>
+      </w:r>
+      <w:r>
+        <w:noBreakHyphen/>
+      </w:r>
+      <w:r>
+        <w:t xml:space="preserve">8. Thus, appellants have not plausibly alleged that further written notice to the ANC would have changed the outcome of any decision related to the project.</w:t>
       </w:r>
     </w:p>
     <w:p>
@@ -14664,172 +14734,6 @@
         <w:pStyle w:val="BodyText"/>
       </w:pPr>
       <w:r>
-        <w:t xml:space="preserve">Even if there were a cause of action that could be implicated here, the complaint does not plausibly allege a disparate impact based on any protected characteristic. The bus terminal will replace an existing terminal in the same neighborhood less than half a mile away. Because the comparator population (the neighborhood containing the existing terminal) is the same as the allegedly disadvantaged population (the neighborhood containing the new terminal), there can be no disparate impact based on any protected characteristic such as race or place of residence.</w:t>
-      </w:r>
-      <w:r>
-        <w:t xml:space="preserve"> </w:t>
-      </w:r>
-      <w:r>
-        <w:rPr>
-          <w:i/>
-          <w:iCs/>
-        </w:rPr>
-        <w:t xml:space="preserve">Cf. McFarland</w:t>
-      </w:r>
-      <w:r>
-        <w:rPr>
-          <w:i/>
-          <w:iCs/>
-        </w:rPr>
-        <w:t xml:space="preserve"> </w:t>
-      </w:r>
-      <w:r>
-        <w:rPr>
-          <w:i/>
-          <w:iCs/>
-        </w:rPr>
-        <w:t xml:space="preserve">v. George Wash. Univ.</w:t>
-      </w:r>
-      <w:r>
-        <w:t xml:space="preserve">, 935 A.2d 337, 346</w:t>
-      </w:r>
-      <w:r>
-        <w:noBreakHyphen/>
-      </w:r>
-      <w:r>
-        <w:t xml:space="preserve">47 (D.C. 2007) (rejecting claim of employment discrimination under DCHRA because favored employee was “a member of the same protected class” as plaintiff, and thus plaintiff had not “rais[ed] an inference of purposeful discrimination”).</w:t>
-      </w:r>
-    </w:p>
-    <w:p>
-      <w:pPr>
-        <w:pStyle w:val="BodyTextNote"/>
-      </w:pPr>
-      <w:r>
-        <w:rPr>
-          <w:i/>
-          <w:iCs/>
-        </w:rPr>
-        <w:t xml:space="preserve">ANC Act.</w:t>
-      </w:r>
-      <w:r>
-        <w:t xml:space="preserve"> </w:t>
-      </w:r>
-      <w:r>
-        <w:t xml:space="preserve">The complaint does not state a violation of the ANC Act, which generally requires 30 days’ notice be provided to the local ANC before the District acquires real property or grants a license or permit. D.C. Code § 1</w:t>
-      </w:r>
-      <w:r>
-        <w:noBreakHyphen/>
-      </w:r>
-      <w:r>
-        <w:t xml:space="preserve">309.10(b)-(c).</w:t>
-      </w:r>
-      <w:r>
-        <w:t xml:space="preserve"> </w:t>
-      </w:r>
-      <w:r>
-        <w:t xml:space="preserve">To sustain a claim based on a failure to provide adequate ANC notice, the complaint must plausibly allege that compliance with the notice requirement likely would have resulted in a different outcome.</w:t>
-      </w:r>
-      <w:r>
-        <w:t xml:space="preserve"> </w:t>
-      </w:r>
-      <w:r>
-        <w:rPr>
-          <w:i/>
-          <w:iCs/>
-        </w:rPr>
-        <w:t xml:space="preserve">See Shiflett</w:t>
-      </w:r>
-      <w:r>
-        <w:rPr>
-          <w:i/>
-          <w:iCs/>
-        </w:rPr>
-        <w:t xml:space="preserve"> </w:t>
-      </w:r>
-      <w:r>
-        <w:rPr>
-          <w:i/>
-          <w:iCs/>
-        </w:rPr>
-        <w:t xml:space="preserve">v. D.C. Bd. of Appeals &amp; Rev.</w:t>
-      </w:r>
-      <w:r>
-        <w:t xml:space="preserve">, 431 A.2d 9, 11 (D.C. 1981) (failure to provide written notice of permit to ANC was harmless where petitioners failed to show that it was likely the permit would not have been issued had there been compliance with the provision). Here, appellants have never disputed that the local ANC has had actual notice of the project since 2016 and was specifically notified of the building permit application in January 2020, JA 210</w:t>
-      </w:r>
-      <w:r>
-        <w:noBreakHyphen/>
-      </w:r>
-      <w:r>
-        <w:t xml:space="preserve">12, a year and a half before the permit was issued in June 2021, JA 188</w:t>
-      </w:r>
-      <w:r>
-        <w:noBreakHyphen/>
-      </w:r>
-      <w:r>
-        <w:t xml:space="preserve">92. Indeed, any suggestion that the ANC lacked notice is inconsistent with appellants’ separate contention that the local ANC expressed its opposition to the project (although the draft resolution attached to the complaint indicating the ANC’s opposition is unsigned and undated).</w:t>
-      </w:r>
-      <w:r>
-        <w:t xml:space="preserve"> </w:t>
-      </w:r>
-      <w:r>
-        <w:rPr>
-          <w:i/>
-          <w:iCs/>
-        </w:rPr>
-        <w:t xml:space="preserve">See</w:t>
-      </w:r>
-      <w:r>
-        <w:t xml:space="preserve"> </w:t>
-      </w:r>
-      <w:r>
-        <w:t xml:space="preserve">JA 89</w:t>
-      </w:r>
-      <w:r>
-        <w:noBreakHyphen/>
-      </w:r>
-      <w:r>
-        <w:t xml:space="preserve">90.</w:t>
-      </w:r>
-      <w:r>
-        <w:rPr>
-          <w:rStyle w:val="FootnoteReference"/>
-        </w:rPr>
-        <w:footnoteReference w:id="15"/>
-      </w:r>
-      <w:r>
-        <w:t xml:space="preserve"> </w:t>
-      </w:r>
-      <w:r>
-        <w:t xml:space="preserve">Despite that alleged opposition, the project has proceeded. And after the construction permit was issued, the Council overwhelmingly defeated a proposed amendment that would have delayed the project.</w:t>
-      </w:r>
-      <w:r>
-        <w:t xml:space="preserve"> </w:t>
-      </w:r>
-      <w:r>
-        <w:rPr>
-          <w:i/>
-          <w:iCs/>
-        </w:rPr>
-        <w:t xml:space="preserve">Supra</w:t>
-      </w:r>
-      <w:r>
-        <w:t xml:space="preserve"> </w:t>
-      </w:r>
-      <w:r>
-        <w:t xml:space="preserve">at 7</w:t>
-      </w:r>
-      <w:r>
-        <w:noBreakHyphen/>
-      </w:r>
-      <w:r>
-        <w:t xml:space="preserve">8. Thus, appellants have not plausibly alleged that further written notice to the ANC would have changed the outcome of any decision related to the project.</w:t>
-      </w:r>
-    </w:p>
-    <w:p>
-      <w:pPr>
-        <w:pStyle w:val="BodyText"/>
-      </w:pPr>
-      <w:r>
         <w:rPr>
           <w:i/>
           <w:iCs/>
@@ -14840,13 +14744,7 @@
         <w:t xml:space="preserve"> </w:t>
       </w:r>
       <w:r>
-        <w:t xml:space="preserve">Appellants do not plausibly allege a violation of the open meeting requirement in D.C. Code § 1</w:t>
-      </w:r>
-      <w:r>
-        <w:noBreakHyphen/>
-      </w:r>
-      <w:r>
-        <w:t xml:space="preserve">207.42.</w:t>
+        <w:t xml:space="preserve">Appellants do not plausibly allege a violation of the open meeting requirement in D.C. Code § 1-⁠207.42.</w:t>
       </w:r>
       <w:r>
         <w:t xml:space="preserve"> </w:t>
@@ -17170,6 +17068,7 @@
     <w:unhideWhenUsed/>
     <w:qFormat/>
     <w:pPr>
+      <w:keepLines/>
       <w:spacing w:before="0" w:after="140" w:line="322" w:lineRule="exact"/>
     </w:pPr>
     <w:rPr>
@@ -17420,6 +17319,33 @@
     <w:pPr>
       <w:spacing w:before="0" w:after="0" w:line="322" w:lineRule="exact"/>
       <w:ind w:left="2160" w:hanging="720"/>
+    </w:pPr>
+  </w:style>
+  <w:style w:type="paragraph" w:customStyle="1" w:styleId="XdQuoteList1">
+    <w:name w:val="Xd Quote List 1"/>
+    <w:basedOn w:val="Normal"/>
+    <w:qFormat/>
+    <w:pPr>
+      <w:spacing w:before="0" w:after="0" w:line="322" w:lineRule="exact"/>
+      <w:ind w:left="1440" w:right="720" w:hanging="720"/>
+    </w:pPr>
+  </w:style>
+  <w:style w:type="paragraph" w:customStyle="1" w:styleId="XdQuoteList2">
+    <w:name w:val="Xd Quote List 2"/>
+    <w:basedOn w:val="Normal"/>
+    <w:qFormat/>
+    <w:pPr>
+      <w:spacing w:before="0" w:after="0" w:line="322" w:lineRule="exact"/>
+      <w:ind w:left="2160" w:right="720" w:hanging="720"/>
+    </w:pPr>
+  </w:style>
+  <w:style w:type="paragraph" w:customStyle="1" w:styleId="XdQuoteList3">
+    <w:name w:val="Xd Quote List 3"/>
+    <w:basedOn w:val="Normal"/>
+    <w:qFormat/>
+    <w:pPr>
+      <w:spacing w:before="0" w:after="0" w:line="322" w:lineRule="exact"/>
+      <w:ind w:left="2880" w:right="720" w:hanging="720"/>
     </w:pPr>
   </w:style>
   <w:style w:type="paragraph" w:customStyle="1" w:styleId="SourceCode">
